--- a/resources/templates/09评估被审计单位存在问题可能性.docx
+++ b/resources/templates/09评估被审计单位存在问题可能性.docx
@@ -38,297 +38,8 @@
           <w:rFonts w:ascii="Times New Roman" w:hAnsi="Times New Roman" w:cs="Times New Roman"/>
           <w:sz w:val="32"/>
           <w:sz-cs w:val="32"/>
-          <w:b/>
-        </w:rPr>
-        <w:t xml:space="preserve">一、选择作为职业判断依据的标准</w:t>
-      </w:r>
-    </w:p>
-    <w:p>
-      <w:pPr>
-        <w:jc w:val="both"/>
-      </w:pPr>
-      <w:r>
-        <w:rPr>
-          <w:rFonts w:ascii="Times New Roman" w:hAnsi="Times New Roman" w:cs="Times New Roman"/>
-          <w:sz w:val="32"/>
-          <w:sz-cs w:val="32"/>
-        </w:rPr>
-        <w:t xml:space="preserve">   （一）法律、法规、规章和其他规范性文件</w:t>
-      </w:r>
-    </w:p>
-    <w:p>
-      <w:pPr>
-        <w:jc w:val="both"/>
-        <w:ind w:first-line="640"/>
-      </w:pPr>
-      <w:r>
-        <w:rPr>
-          <w:rFonts w:ascii="Times New Roman" w:hAnsi="Times New Roman" w:cs="Times New Roman"/>
-          <w:sz w:val="32"/>
-          <w:sz-cs w:val="32"/>
-          <w:color w:val="000000"/>
-        </w:rPr>
-        <w:t xml:space="preserve">1.</w:t>
-      </w:r>
-      <w:r>
-        <w:rPr>
-          <w:rFonts w:ascii="Times" w:hAnsi="Times" w:cs="Times"/>
-          <w:sz w:val="32"/>
-          <w:sz-cs w:val="32"/>
-          <w:spacing w:val="-5"/>
-        </w:rPr>
-        <w:t xml:space="preserve"> </w:t>
-      </w:r>
-    </w:p>
-    <w:p>
-      <w:pPr>
-        <w:jc w:val="both"/>
-        <w:ind w:first-line="640"/>
-      </w:pPr>
-      <w:r>
-        <w:rPr>
-          <w:rFonts w:ascii="Times" w:hAnsi="Times" w:cs="Times"/>
-          <w:sz w:val="32"/>
-          <w:sz-cs w:val="32"/>
-          <w:color w:val="000000"/>
-        </w:rPr>
-        <w:t xml:space="preserve">2.</w:t>
-      </w:r>
-      <w:r>
-        <w:rPr>
-          <w:rFonts w:ascii="Times" w:hAnsi="Times" w:cs="Times"/>
-          <w:sz w:val="32"/>
-          <w:sz-cs w:val="32"/>
-          <w:spacing w:val="-5"/>
-        </w:rPr>
-        <w:t xml:space="preserve"/>
-      </w:r>
-    </w:p>
-    <w:p>
-      <w:pPr>
-        <w:jc w:val="both"/>
-        <w:ind w:first-line="640"/>
-      </w:pPr>
-      <w:r>
-        <w:rPr>
-          <w:rFonts w:ascii="Times New Roman" w:hAnsi="Times New Roman" w:cs="Times New Roman"/>
-          <w:sz w:val="32"/>
-          <w:sz-cs w:val="32"/>
-          <w:color w:val="000000"/>
-        </w:rPr>
-        <w:t xml:space="preserve">3.</w:t>
-      </w:r>
-      <w:r>
-        <w:rPr>
-          <w:rFonts w:ascii="Times" w:hAnsi="Times" w:cs="Times"/>
-          <w:sz w:val="32"/>
-          <w:sz-cs w:val="32"/>
-          <w:spacing w:val="-5"/>
-        </w:rPr>
-        <w:t xml:space="preserve"/>
-      </w:r>
-    </w:p>
-    <w:p>
-      <w:pPr>
-        <w:jc w:val="both"/>
-        <w:ind w:first-line="640"/>
-      </w:pPr>
-      <w:r>
-        <w:rPr>
-          <w:rFonts w:ascii="Arial" w:hAnsi="Arial" w:cs="Arial"/>
-          <w:sz w:val="32"/>
-          <w:sz-cs w:val="32"/>
-        </w:rPr>
-        <w:t xml:space="preserve">……</w:t>
-      </w:r>
-      <w:r>
-        <w:rPr>
-          <w:rFonts w:ascii="Times New Roman" w:hAnsi="Times New Roman" w:cs="Times New Roman"/>
-          <w:sz w:val="32"/>
-          <w:sz-cs w:val="32"/>
-        </w:rPr>
-        <w:t xml:space="preserve"/>
-      </w:r>
-    </w:p>
-    <w:p>
-      <w:pPr>
-        <w:jc w:val="both"/>
-        <w:ind w:first-line="640"/>
-      </w:pPr>
-      <w:r>
-        <w:rPr>
-          <w:rFonts w:ascii="Times New Roman" w:hAnsi="Times New Roman" w:cs="Times New Roman"/>
-          <w:sz w:val="32"/>
-          <w:sz-cs w:val="32"/>
-        </w:rPr>
-        <w:t xml:space="preserve">（二）会计准则和会计制度</w:t>
-      </w:r>
-    </w:p>
-    <w:p>
-      <w:pPr>
-        <w:jc w:val="both"/>
-        <w:ind w:first-line="320"/>
-      </w:pPr>
-      <w:r>
-        <w:rPr>
-          <w:rFonts w:ascii="Times New Roman" w:hAnsi="Times New Roman" w:cs="Times New Roman"/>
-          <w:sz w:val="32"/>
-          <w:sz-cs w:val="32"/>
-        </w:rPr>
-        <w:t xml:space="preserve">  1.</w:t>
-      </w:r>
-    </w:p>
-    <w:p>
-      <w:pPr>
-        <w:jc w:val="both"/>
-        <w:ind w:first-line="640"/>
-      </w:pPr>
-      <w:r>
-        <w:rPr>
-          <w:rFonts w:ascii="Times New Roman" w:hAnsi="Times New Roman" w:cs="Times New Roman"/>
-          <w:sz w:val="32"/>
-          <w:sz-cs w:val="32"/>
-        </w:rPr>
-        <w:t xml:space="preserve">2.</w:t>
-      </w:r>
-    </w:p>
-    <w:p>
-      <w:pPr>
-        <w:jc w:val="both"/>
-        <w:ind w:first-line="640"/>
-      </w:pPr>
-      <w:r>
-        <w:rPr>
-          <w:rFonts w:ascii="Times" w:hAnsi="Times" w:cs="Times"/>
-          <w:sz w:val="32"/>
-          <w:sz-cs w:val="32"/>
-        </w:rPr>
-        <w:t xml:space="preserve"> </w:t>
-      </w:r>
-      <w:r>
-        <w:rPr>
-          <w:rFonts w:ascii="Arial" w:hAnsi="Arial" w:cs="Arial"/>
-          <w:sz w:val="32"/>
-          <w:sz-cs w:val="32"/>
-        </w:rPr>
-        <w:t xml:space="preserve">……</w:t>
-      </w:r>
-      <w:r>
-        <w:rPr>
-          <w:rFonts w:ascii="Times" w:hAnsi="Times" w:cs="Times"/>
-          <w:sz w:val="32"/>
-          <w:sz-cs w:val="32"/>
-        </w:rPr>
-        <w:t xml:space="preserve"/>
-      </w:r>
-    </w:p>
-    <w:p>
-      <w:pPr>
-        <w:jc w:val="both"/>
-        <w:ind w:first-line="630"/>
-      </w:pPr>
-      <w:r>
-        <w:rPr>
-          <w:rFonts w:ascii="Times New Roman" w:hAnsi="Times New Roman" w:cs="Times New Roman"/>
-          <w:sz w:val="32"/>
-          <w:sz-cs w:val="32"/>
-          <w:b/>
-        </w:rPr>
-        <w:t xml:space="preserve">二、审计人员应当结合适用的标准，分析调查了解被审计单位及其相关情况，判断被审计单位可能存在的问题。</w:t>
-      </w:r>
-    </w:p>
-    <w:p>
-      <w:pPr>
-        <w:jc w:val="both"/>
-        <w:ind w:first-line="640"/>
-      </w:pPr>
-      <w:r>
-        <w:rPr>
-          <w:rFonts w:ascii="Times New Roman" w:hAnsi="Times New Roman" w:cs="Times New Roman"/>
-          <w:sz w:val="32"/>
-          <w:sz-cs w:val="32"/>
-          <w:color w:val="000000"/>
-        </w:rPr>
-        <w:t xml:space="preserve">1.</w:t>
-      </w:r>
-    </w:p>
-    <w:p>
-      <w:pPr>
-        <w:jc w:val="both"/>
-        <w:ind w:first-line="640"/>
-      </w:pPr>
-      <w:r>
-        <w:rPr>
-          <w:rFonts w:ascii="Times" w:hAnsi="Times" w:cs="Times"/>
-          <w:sz w:val="32"/>
-          <w:sz-cs w:val="32"/>
-        </w:rPr>
-        <w:t xml:space="preserve"/>
-      </w:r>
-    </w:p>
-    <w:p>
-      <w:pPr>
-        <w:jc w:val="both"/>
-        <w:ind w:first-line="640"/>
-      </w:pPr>
-      <w:r>
-        <w:rPr>
-          <w:rFonts w:ascii="Times New Roman" w:hAnsi="Times New Roman" w:cs="Times New Roman"/>
-          <w:sz w:val="32"/>
-          <w:sz-cs w:val="32"/>
-        </w:rPr>
-        <w:t xml:space="preserve"/>
-      </w:r>
-    </w:p>
-    <w:p>
-      <w:pPr>
-        <w:jc w:val="both"/>
-        <w:ind w:left="638"/>
-      </w:pPr>
-      <w:r>
-        <w:rPr>
-          <w:rFonts w:ascii="Arial" w:hAnsi="Arial" w:cs="Arial"/>
-          <w:sz w:val="32"/>
-          <w:sz-cs w:val="32"/>
-        </w:rPr>
-        <w:t xml:space="preserve">……</w:t>
-      </w:r>
-      <w:r>
-        <w:rPr>
-          <w:rFonts w:ascii="Times New Roman" w:hAnsi="Times New Roman" w:cs="Times New Roman"/>
-          <w:sz w:val="32"/>
-          <w:sz-cs w:val="32"/>
-        </w:rPr>
-        <w:t xml:space="preserve"/>
-      </w:r>
-    </w:p>
-    <w:p>
-      <w:pPr>
-        <w:jc w:val="both"/>
-        <w:ind w:first-line="630"/>
-      </w:pPr>
-      <w:r>
-        <w:rPr>
-          <w:rFonts w:ascii="Times New Roman" w:hAnsi="Times New Roman" w:cs="Times New Roman"/>
-          <w:sz w:val="32"/>
-          <w:sz-cs w:val="32"/>
-          <w:b/>
-        </w:rPr>
-        <w:t xml:space="preserve">三、审计人员应当运用职业判断，根据可能存在问题的性质、数额及其发生的具体环境，判断其重要性。</w:t>
-      </w:r>
-    </w:p>
-    <w:p>
-      <w:pPr>
-        <w:jc w:val="both"/>
-        <w:ind w:first-line="660"/>
-      </w:pPr>
-      <w:r>
-        <w:rPr>
-          <w:rFonts w:ascii="Times New Roman" w:hAnsi="Times New Roman" w:cs="Times New Roman"/>
-          <w:sz w:val="32"/>
-          <w:sz-cs w:val="32"/>
-        </w:rPr>
-        <w:t xml:space="preserve">根据上述情况，可确定的重要事项：</w:t>
+        </w:rPr>
+        <w:t xml:space="preserve">{content}</w:t>
       </w:r>
     </w:p>
     <w:p>
